--- a/docs/FreshFind_Project_Report.docx
+++ b/docs/FreshFind_Project_Report.docx
@@ -310,7 +310,7 @@
       <w:r>
         <w:fldChar w:fldCharType="separate"/>
       </w:r>
-      <w:hyperlink w:anchor="_Toc241354608" w:history="1">
+      <w:hyperlink w:anchor="_Toc241380803" w:history="1">
         <w:r>
           <w:rPr>
             <w:rStyle w:val="Hyperlink"/>
@@ -337,7 +337,7 @@
             <w:noProof/>
             <w:webHidden/>
           </w:rPr>
-          <w:instrText xml:space="preserve"> PAGEREF _Toc241354608 \h </w:instrText>
+          <w:instrText xml:space="preserve"> PAGEREF _Toc241380803 \h </w:instrText>
         </w:r>
         <w:r>
           <w:rPr>
@@ -382,7 +382,7 @@
           <w:sz w:val="22"/>
         </w:rPr>
       </w:pPr>
-      <w:hyperlink w:anchor="_Toc241354609" w:history="1">
+      <w:hyperlink w:anchor="_Toc241380804" w:history="1">
         <w:r>
           <w:rPr>
             <w:rStyle w:val="Hyperlink"/>
@@ -409,7 +409,7 @@
             <w:noProof/>
             <w:webHidden/>
           </w:rPr>
-          <w:instrText xml:space="preserve"> PAGEREF _Toc241354609 \h </w:instrText>
+          <w:instrText xml:space="preserve"> PAGEREF _Toc241380804 \h </w:instrText>
         </w:r>
         <w:r>
           <w:rPr>
@@ -453,7 +453,7 @@
           <w:sz w:val="22"/>
         </w:rPr>
       </w:pPr>
-      <w:hyperlink w:anchor="_Toc241354610" w:history="1">
+      <w:hyperlink w:anchor="_Toc241380805" w:history="1">
         <w:r>
           <w:rPr>
             <w:rStyle w:val="Hyperlink"/>
@@ -480,7 +480,7 @@
             <w:noProof/>
             <w:webHidden/>
           </w:rPr>
-          <w:instrText xml:space="preserve"> PAGEREF _Toc241354610 \h </w:instrText>
+          <w:instrText xml:space="preserve"> PAGEREF _Toc241380805 \h </w:instrText>
         </w:r>
         <w:r>
           <w:rPr>
@@ -524,7 +524,7 @@
           <w:sz w:val="22"/>
         </w:rPr>
       </w:pPr>
-      <w:hyperlink w:anchor="_Toc241354611" w:history="1">
+      <w:hyperlink w:anchor="_Toc241380806" w:history="1">
         <w:r>
           <w:rPr>
             <w:rStyle w:val="Hyperlink"/>
@@ -551,7 +551,7 @@
             <w:noProof/>
             <w:webHidden/>
           </w:rPr>
-          <w:instrText xml:space="preserve"> PAGEREF _Toc241354611 \h </w:instrText>
+          <w:instrText xml:space="preserve"> PAGEREF _Toc241380806 \h </w:instrText>
         </w:r>
         <w:r>
           <w:rPr>
@@ -595,7 +595,7 @@
           <w:sz w:val="22"/>
         </w:rPr>
       </w:pPr>
-      <w:hyperlink w:anchor="_Toc241354612" w:history="1">
+      <w:hyperlink w:anchor="_Toc241380807" w:history="1">
         <w:r>
           <w:rPr>
             <w:rStyle w:val="Hyperlink"/>
@@ -622,7 +622,7 @@
             <w:noProof/>
             <w:webHidden/>
           </w:rPr>
-          <w:instrText xml:space="preserve"> PAGEREF _Toc241354612 \h </w:instrText>
+          <w:instrText xml:space="preserve"> PAGEREF _Toc241380807 \h </w:instrText>
         </w:r>
         <w:r>
           <w:rPr>
@@ -666,7 +666,7 @@
           <w:sz w:val="22"/>
         </w:rPr>
       </w:pPr>
-      <w:hyperlink w:anchor="_Toc241354613" w:history="1">
+      <w:hyperlink w:anchor="_Toc241380808" w:history="1">
         <w:r>
           <w:rPr>
             <w:rStyle w:val="Hyperlink"/>
@@ -693,7 +693,7 @@
             <w:noProof/>
             <w:webHidden/>
           </w:rPr>
-          <w:instrText xml:space="preserve"> PAGEREF _Toc241354613 \h </w:instrText>
+          <w:instrText xml:space="preserve"> PAGEREF _Toc241380808 \h </w:instrText>
         </w:r>
         <w:r>
           <w:rPr>
@@ -737,7 +737,7 @@
           <w:sz w:val="22"/>
         </w:rPr>
       </w:pPr>
-      <w:hyperlink w:anchor="_Toc241354614" w:history="1">
+      <w:hyperlink w:anchor="_Toc241380809" w:history="1">
         <w:r>
           <w:rPr>
             <w:rStyle w:val="Hyperlink"/>
@@ -764,7 +764,7 @@
             <w:noProof/>
             <w:webHidden/>
           </w:rPr>
-          <w:instrText xml:space="preserve"> PAGEREF _Toc241354614 \h </w:instrText>
+          <w:instrText xml:space="preserve"> PAGEREF _Toc241380809 \h </w:instrText>
         </w:r>
         <w:r>
           <w:rPr>
@@ -809,7 +809,7 @@
           <w:sz w:val="22"/>
         </w:rPr>
       </w:pPr>
-      <w:hyperlink w:anchor="_Toc241354615" w:history="1">
+      <w:hyperlink w:anchor="_Toc241380810" w:history="1">
         <w:r>
           <w:rPr>
             <w:rStyle w:val="Hyperlink"/>
@@ -836,7 +836,7 @@
             <w:noProof/>
             <w:webHidden/>
           </w:rPr>
-          <w:instrText xml:space="preserve"> PAGEREF _Toc241354615 \h </w:instrText>
+          <w:instrText xml:space="preserve"> PAGEREF _Toc241380810 \h </w:instrText>
         </w:r>
         <w:r>
           <w:rPr>
@@ -880,7 +880,7 @@
           <w:sz w:val="22"/>
         </w:rPr>
       </w:pPr>
-      <w:hyperlink w:anchor="_Toc241354616" w:history="1">
+      <w:hyperlink w:anchor="_Toc241380811" w:history="1">
         <w:r>
           <w:rPr>
             <w:rStyle w:val="Hyperlink"/>
@@ -907,7 +907,7 @@
             <w:noProof/>
             <w:webHidden/>
           </w:rPr>
-          <w:instrText xml:space="preserve"> PAGEREF _Toc241354616 \h </w:instrText>
+          <w:instrText xml:space="preserve"> PAGEREF _Toc241380811 \h </w:instrText>
         </w:r>
         <w:r>
           <w:rPr>
@@ -951,7 +951,7 @@
           <w:sz w:val="22"/>
         </w:rPr>
       </w:pPr>
-      <w:hyperlink w:anchor="_Toc241354617" w:history="1">
+      <w:hyperlink w:anchor="_Toc241380812" w:history="1">
         <w:r>
           <w:rPr>
             <w:rStyle w:val="Hyperlink"/>
@@ -978,7 +978,7 @@
             <w:noProof/>
             <w:webHidden/>
           </w:rPr>
-          <w:instrText xml:space="preserve"> PAGEREF _Toc241354617 \h </w:instrText>
+          <w:instrText xml:space="preserve"> PAGEREF _Toc241380812 \h </w:instrText>
         </w:r>
         <w:r>
           <w:rPr>
@@ -1022,7 +1022,7 @@
           <w:sz w:val="22"/>
         </w:rPr>
       </w:pPr>
-      <w:hyperlink w:anchor="_Toc241354618" w:history="1">
+      <w:hyperlink w:anchor="_Toc241380813" w:history="1">
         <w:r>
           <w:rPr>
             <w:rStyle w:val="Hyperlink"/>
@@ -1049,7 +1049,7 @@
             <w:noProof/>
             <w:webHidden/>
           </w:rPr>
-          <w:instrText xml:space="preserve"> PAGEREF _Toc241354618 \h </w:instrText>
+          <w:instrText xml:space="preserve"> PAGEREF _Toc241380813 \h </w:instrText>
         </w:r>
         <w:r>
           <w:rPr>
@@ -1093,7 +1093,7 @@
           <w:sz w:val="22"/>
         </w:rPr>
       </w:pPr>
-      <w:hyperlink w:anchor="_Toc241354619" w:history="1">
+      <w:hyperlink w:anchor="_Toc241380814" w:history="1">
         <w:r>
           <w:rPr>
             <w:rStyle w:val="Hyperlink"/>
@@ -1120,7 +1120,7 @@
             <w:noProof/>
             <w:webHidden/>
           </w:rPr>
-          <w:instrText xml:space="preserve"> PAGEREF _Toc241354619 \h </w:instrText>
+          <w:instrText xml:space="preserve"> PAGEREF _Toc241380814 \h </w:instrText>
         </w:r>
         <w:r>
           <w:rPr>
@@ -1164,7 +1164,7 @@
           <w:sz w:val="22"/>
         </w:rPr>
       </w:pPr>
-      <w:hyperlink w:anchor="_Toc241354620" w:history="1">
+      <w:hyperlink w:anchor="_Toc241380815" w:history="1">
         <w:r>
           <w:rPr>
             <w:rStyle w:val="Hyperlink"/>
@@ -1191,7 +1191,7 @@
             <w:noProof/>
             <w:webHidden/>
           </w:rPr>
-          <w:instrText xml:space="preserve"> PAGEREF _Toc241354620 \h </w:instrText>
+          <w:instrText xml:space="preserve"> PAGEREF _Toc241380815 \h </w:instrText>
         </w:r>
         <w:r>
           <w:rPr>
@@ -1235,7 +1235,7 @@
           <w:sz w:val="22"/>
         </w:rPr>
       </w:pPr>
-      <w:hyperlink w:anchor="_Toc241354621" w:history="1">
+      <w:hyperlink w:anchor="_Toc241380816" w:history="1">
         <w:r>
           <w:rPr>
             <w:rStyle w:val="Hyperlink"/>
@@ -1262,7 +1262,7 @@
             <w:noProof/>
             <w:webHidden/>
           </w:rPr>
-          <w:instrText xml:space="preserve"> PAGEREF _Toc241354621 \h </w:instrText>
+          <w:instrText xml:space="preserve"> PAGEREF _Toc241380816 \h </w:instrText>
         </w:r>
         <w:r>
           <w:rPr>
@@ -1306,7 +1306,7 @@
           <w:sz w:val="22"/>
         </w:rPr>
       </w:pPr>
-      <w:hyperlink w:anchor="_Toc241354622" w:history="1">
+      <w:hyperlink w:anchor="_Toc241380817" w:history="1">
         <w:r>
           <w:rPr>
             <w:rStyle w:val="Hyperlink"/>
@@ -1333,7 +1333,7 @@
             <w:noProof/>
             <w:webHidden/>
           </w:rPr>
-          <w:instrText xml:space="preserve"> PAGEREF _Toc241354622 \h </w:instrText>
+          <w:instrText xml:space="preserve"> PAGEREF _Toc241380817 \h </w:instrText>
         </w:r>
         <w:r>
           <w:rPr>
@@ -1377,7 +1377,7 @@
           <w:sz w:val="22"/>
         </w:rPr>
       </w:pPr>
-      <w:hyperlink w:anchor="_Toc241354623" w:history="1">
+      <w:hyperlink w:anchor="_Toc241380818" w:history="1">
         <w:r>
           <w:rPr>
             <w:rStyle w:val="Hyperlink"/>
@@ -1404,7 +1404,7 @@
             <w:noProof/>
             <w:webHidden/>
           </w:rPr>
-          <w:instrText xml:space="preserve"> PAGEREF _Toc241354623 \h </w:instrText>
+          <w:instrText xml:space="preserve"> PAGEREF _Toc241380818 \h </w:instrText>
         </w:r>
         <w:r>
           <w:rPr>
@@ -1448,7 +1448,7 @@
           <w:sz w:val="22"/>
         </w:rPr>
       </w:pPr>
-      <w:hyperlink w:anchor="_Toc241354624" w:history="1">
+      <w:hyperlink w:anchor="_Toc241380819" w:history="1">
         <w:r>
           <w:rPr>
             <w:rStyle w:val="Hyperlink"/>
@@ -1475,7 +1475,7 @@
             <w:noProof/>
             <w:webHidden/>
           </w:rPr>
-          <w:instrText xml:space="preserve"> PAGEREF _Toc241354624 \h </w:instrText>
+          <w:instrText xml:space="preserve"> PAGEREF _Toc241380819 \h </w:instrText>
         </w:r>
         <w:r>
           <w:rPr>
@@ -1520,7 +1520,7 @@
           <w:sz w:val="22"/>
         </w:rPr>
       </w:pPr>
-      <w:hyperlink w:anchor="_Toc241354625" w:history="1">
+      <w:hyperlink w:anchor="_Toc241380820" w:history="1">
         <w:r>
           <w:rPr>
             <w:rStyle w:val="Hyperlink"/>
@@ -1547,7 +1547,7 @@
             <w:noProof/>
             <w:webHidden/>
           </w:rPr>
-          <w:instrText xml:space="preserve"> PAGEREF _Toc241354625 \h </w:instrText>
+          <w:instrText xml:space="preserve"> PAGEREF _Toc241380820 \h </w:instrText>
         </w:r>
         <w:r>
           <w:rPr>
@@ -1591,7 +1591,7 @@
           <w:sz w:val="22"/>
         </w:rPr>
       </w:pPr>
-      <w:hyperlink w:anchor="_Toc241354626" w:history="1">
+      <w:hyperlink w:anchor="_Toc241380821" w:history="1">
         <w:r>
           <w:rPr>
             <w:rStyle w:val="Hyperlink"/>
@@ -1618,7 +1618,7 @@
             <w:noProof/>
             <w:webHidden/>
           </w:rPr>
-          <w:instrText xml:space="preserve"> PAGEREF _Toc241354626 \h </w:instrText>
+          <w:instrText xml:space="preserve"> PAGEREF _Toc241380821 \h </w:instrText>
         </w:r>
         <w:r>
           <w:rPr>
@@ -1662,7 +1662,7 @@
           <w:sz w:val="22"/>
         </w:rPr>
       </w:pPr>
-      <w:hyperlink w:anchor="_Toc241354627" w:history="1">
+      <w:hyperlink w:anchor="_Toc241380822" w:history="1">
         <w:r>
           <w:rPr>
             <w:rStyle w:val="Hyperlink"/>
@@ -1689,7 +1689,7 @@
             <w:noProof/>
             <w:webHidden/>
           </w:rPr>
-          <w:instrText xml:space="preserve"> PAGEREF _Toc241354627 \h </w:instrText>
+          <w:instrText xml:space="preserve"> PAGEREF _Toc241380822 \h </w:instrText>
         </w:r>
         <w:r>
           <w:rPr>
@@ -1734,7 +1734,7 @@
           <w:sz w:val="22"/>
         </w:rPr>
       </w:pPr>
-      <w:hyperlink w:anchor="_Toc241354628" w:history="1">
+      <w:hyperlink w:anchor="_Toc241380823" w:history="1">
         <w:r>
           <w:rPr>
             <w:rStyle w:val="Hyperlink"/>
@@ -1761,7 +1761,7 @@
             <w:noProof/>
             <w:webHidden/>
           </w:rPr>
-          <w:instrText xml:space="preserve"> PAGEREF _Toc241354628 \h </w:instrText>
+          <w:instrText xml:space="preserve"> PAGEREF _Toc241380823 \h </w:instrText>
         </w:r>
         <w:r>
           <w:rPr>
@@ -1805,7 +1805,7 @@
           <w:sz w:val="22"/>
         </w:rPr>
       </w:pPr>
-      <w:hyperlink w:anchor="_Toc241354629" w:history="1">
+      <w:hyperlink w:anchor="_Toc241380824" w:history="1">
         <w:r>
           <w:rPr>
             <w:rStyle w:val="Hyperlink"/>
@@ -1832,7 +1832,7 @@
             <w:noProof/>
             <w:webHidden/>
           </w:rPr>
-          <w:instrText xml:space="preserve"> PAGEREF _Toc241354629 \h </w:instrText>
+          <w:instrText xml:space="preserve"> PAGEREF _Toc241380824 \h </w:instrText>
         </w:r>
         <w:r>
           <w:rPr>
@@ -1876,7 +1876,7 @@
           <w:sz w:val="22"/>
         </w:rPr>
       </w:pPr>
-      <w:hyperlink w:anchor="_Toc241354630" w:history="1">
+      <w:hyperlink w:anchor="_Toc241380825" w:history="1">
         <w:r>
           <w:rPr>
             <w:rStyle w:val="Hyperlink"/>
@@ -1903,7 +1903,7 @@
             <w:noProof/>
             <w:webHidden/>
           </w:rPr>
-          <w:instrText xml:space="preserve"> PAGEREF _Toc241354630 \h </w:instrText>
+          <w:instrText xml:space="preserve"> PAGEREF _Toc241380825 \h </w:instrText>
         </w:r>
         <w:r>
           <w:rPr>
@@ -1947,7 +1947,7 @@
           <w:sz w:val="22"/>
         </w:rPr>
       </w:pPr>
-      <w:hyperlink w:anchor="_Toc241354631" w:history="1">
+      <w:hyperlink w:anchor="_Toc241380826" w:history="1">
         <w:r>
           <w:rPr>
             <w:rStyle w:val="Hyperlink"/>
@@ -1974,7 +1974,7 @@
             <w:noProof/>
             <w:webHidden/>
           </w:rPr>
-          <w:instrText xml:space="preserve"> PAGEREF _Toc241354631 \h </w:instrText>
+          <w:instrText xml:space="preserve"> PAGEREF _Toc241380826 \h </w:instrText>
         </w:r>
         <w:r>
           <w:rPr>
@@ -2018,7 +2018,7 @@
           <w:sz w:val="22"/>
         </w:rPr>
       </w:pPr>
-      <w:hyperlink w:anchor="_Toc241354632" w:history="1">
+      <w:hyperlink w:anchor="_Toc241380827" w:history="1">
         <w:r>
           <w:rPr>
             <w:rStyle w:val="Hyperlink"/>
@@ -2045,7 +2045,7 @@
             <w:noProof/>
             <w:webHidden/>
           </w:rPr>
-          <w:instrText xml:space="preserve"> PAGEREF _Toc241354632 \h </w:instrText>
+          <w:instrText xml:space="preserve"> PAGEREF _Toc241380827 \h </w:instrText>
         </w:r>
         <w:r>
           <w:rPr>
@@ -2089,7 +2089,7 @@
           <w:sz w:val="22"/>
         </w:rPr>
       </w:pPr>
-      <w:hyperlink w:anchor="_Toc241354633" w:history="1">
+      <w:hyperlink w:anchor="_Toc241380828" w:history="1">
         <w:r>
           <w:rPr>
             <w:rStyle w:val="Hyperlink"/>
@@ -2116,7 +2116,7 @@
             <w:noProof/>
             <w:webHidden/>
           </w:rPr>
-          <w:instrText xml:space="preserve"> PAGEREF _Toc241354633 \h </w:instrText>
+          <w:instrText xml:space="preserve"> PAGEREF _Toc241380828 \h </w:instrText>
         </w:r>
         <w:r>
           <w:rPr>
@@ -2160,7 +2160,7 @@
           <w:sz w:val="22"/>
         </w:rPr>
       </w:pPr>
-      <w:hyperlink w:anchor="_Toc241354634" w:history="1">
+      <w:hyperlink w:anchor="_Toc241380829" w:history="1">
         <w:r>
           <w:rPr>
             <w:rStyle w:val="Hyperlink"/>
@@ -2187,7 +2187,7 @@
             <w:noProof/>
             <w:webHidden/>
           </w:rPr>
-          <w:instrText xml:space="preserve"> PAGEREF _Toc241354634 \h </w:instrText>
+          <w:instrText xml:space="preserve"> PAGEREF _Toc241380829 \h </w:instrText>
         </w:r>
         <w:r>
           <w:rPr>
@@ -2231,7 +2231,7 @@
           <w:sz w:val="22"/>
         </w:rPr>
       </w:pPr>
-      <w:hyperlink w:anchor="_Toc241354635" w:history="1">
+      <w:hyperlink w:anchor="_Toc241380830" w:history="1">
         <w:r>
           <w:rPr>
             <w:rStyle w:val="Hyperlink"/>
@@ -2258,7 +2258,7 @@
             <w:noProof/>
             <w:webHidden/>
           </w:rPr>
-          <w:instrText xml:space="preserve"> PAGEREF _Toc241354635 \h </w:instrText>
+          <w:instrText xml:space="preserve"> PAGEREF _Toc241380830 \h </w:instrText>
         </w:r>
         <w:r>
           <w:rPr>
@@ -2302,7 +2302,7 @@
           <w:sz w:val="22"/>
         </w:rPr>
       </w:pPr>
-      <w:hyperlink w:anchor="_Toc241354636" w:history="1">
+      <w:hyperlink w:anchor="_Toc241380831" w:history="1">
         <w:r>
           <w:rPr>
             <w:rStyle w:val="Hyperlink"/>
@@ -2329,7 +2329,7 @@
             <w:noProof/>
             <w:webHidden/>
           </w:rPr>
-          <w:instrText xml:space="preserve"> PAGEREF _Toc241354636 \h </w:instrText>
+          <w:instrText xml:space="preserve"> PAGEREF _Toc241380831 \h </w:instrText>
         </w:r>
         <w:r>
           <w:rPr>
@@ -2373,7 +2373,7 @@
           <w:sz w:val="22"/>
         </w:rPr>
       </w:pPr>
-      <w:hyperlink w:anchor="_Toc241354637" w:history="1">
+      <w:hyperlink w:anchor="_Toc241380832" w:history="1">
         <w:r>
           <w:rPr>
             <w:rStyle w:val="Hyperlink"/>
@@ -2400,7 +2400,7 @@
             <w:noProof/>
             <w:webHidden/>
           </w:rPr>
-          <w:instrText xml:space="preserve"> PAGEREF _Toc241354637 \h </w:instrText>
+          <w:instrText xml:space="preserve"> PAGEREF _Toc241380832 \h </w:instrText>
         </w:r>
         <w:r>
           <w:rPr>
@@ -2445,7 +2445,7 @@
           <w:sz w:val="22"/>
         </w:rPr>
       </w:pPr>
-      <w:hyperlink w:anchor="_Toc241354638" w:history="1">
+      <w:hyperlink w:anchor="_Toc241380833" w:history="1">
         <w:r>
           <w:rPr>
             <w:rStyle w:val="Hyperlink"/>
@@ -2472,7 +2472,7 @@
             <w:noProof/>
             <w:webHidden/>
           </w:rPr>
-          <w:instrText xml:space="preserve"> PAGEREF _Toc241354638 \h </w:instrText>
+          <w:instrText xml:space="preserve"> PAGEREF _Toc241380833 \h </w:instrText>
         </w:r>
         <w:r>
           <w:rPr>
@@ -2516,7 +2516,7 @@
           <w:sz w:val="22"/>
         </w:rPr>
       </w:pPr>
-      <w:hyperlink w:anchor="_Toc241354639" w:history="1">
+      <w:hyperlink w:anchor="_Toc241380834" w:history="1">
         <w:r>
           <w:rPr>
             <w:rStyle w:val="Hyperlink"/>
@@ -2543,7 +2543,7 @@
             <w:noProof/>
             <w:webHidden/>
           </w:rPr>
-          <w:instrText xml:space="preserve"> PAGEREF _Toc241354639 \h </w:instrText>
+          <w:instrText xml:space="preserve"> PAGEREF _Toc241380834 \h </w:instrText>
         </w:r>
         <w:r>
           <w:rPr>
@@ -2587,7 +2587,7 @@
           <w:sz w:val="22"/>
         </w:rPr>
       </w:pPr>
-      <w:hyperlink w:anchor="_Toc241354640" w:history="1">
+      <w:hyperlink w:anchor="_Toc241380835" w:history="1">
         <w:r>
           <w:rPr>
             <w:rStyle w:val="Hyperlink"/>
@@ -2614,7 +2614,7 @@
             <w:noProof/>
             <w:webHidden/>
           </w:rPr>
-          <w:instrText xml:space="preserve"> PAGEREF _Toc241354640 \h </w:instrText>
+          <w:instrText xml:space="preserve"> PAGEREF _Toc241380835 \h </w:instrText>
         </w:r>
         <w:r>
           <w:rPr>
@@ -2658,7 +2658,7 @@
           <w:sz w:val="22"/>
         </w:rPr>
       </w:pPr>
-      <w:hyperlink w:anchor="_Toc241354641" w:history="1">
+      <w:hyperlink w:anchor="_Toc241380836" w:history="1">
         <w:r>
           <w:rPr>
             <w:rStyle w:val="Hyperlink"/>
@@ -2685,7 +2685,7 @@
             <w:noProof/>
             <w:webHidden/>
           </w:rPr>
-          <w:instrText xml:space="preserve"> PAGEREF _Toc241354641 \h </w:instrText>
+          <w:instrText xml:space="preserve"> PAGEREF _Toc241380836 \h </w:instrText>
         </w:r>
         <w:r>
           <w:rPr>
@@ -2730,7 +2730,7 @@
           <w:sz w:val="22"/>
         </w:rPr>
       </w:pPr>
-      <w:hyperlink w:anchor="_Toc241354642" w:history="1">
+      <w:hyperlink w:anchor="_Toc241380837" w:history="1">
         <w:r>
           <w:rPr>
             <w:rStyle w:val="Hyperlink"/>
@@ -2757,7 +2757,7 @@
             <w:noProof/>
             <w:webHidden/>
           </w:rPr>
-          <w:instrText xml:space="preserve"> PAGEREF _Toc241354642 \h </w:instrText>
+          <w:instrText xml:space="preserve"> PAGEREF _Toc241380837 \h </w:instrText>
         </w:r>
         <w:r>
           <w:rPr>
@@ -2802,7 +2802,7 @@
           <w:sz w:val="22"/>
         </w:rPr>
       </w:pPr>
-      <w:hyperlink w:anchor="_Toc241354643" w:history="1">
+      <w:hyperlink w:anchor="_Toc241380838" w:history="1">
         <w:r>
           <w:rPr>
             <w:rStyle w:val="Hyperlink"/>
@@ -2829,7 +2829,7 @@
             <w:noProof/>
             <w:webHidden/>
           </w:rPr>
-          <w:instrText xml:space="preserve"> PAGEREF _Toc241354643 \h </w:instrText>
+          <w:instrText xml:space="preserve"> PAGEREF _Toc241380838 \h </w:instrText>
         </w:r>
         <w:r>
           <w:rPr>
@@ -2873,7 +2873,7 @@
           <w:sz w:val="22"/>
         </w:rPr>
       </w:pPr>
-      <w:hyperlink w:anchor="_Toc241354644" w:history="1">
+      <w:hyperlink w:anchor="_Toc241380839" w:history="1">
         <w:r>
           <w:rPr>
             <w:rStyle w:val="Hyperlink"/>
@@ -2900,7 +2900,7 @@
             <w:noProof/>
             <w:webHidden/>
           </w:rPr>
-          <w:instrText xml:space="preserve"> PAGEREF _Toc241354644 \h </w:instrText>
+          <w:instrText xml:space="preserve"> PAGEREF _Toc241380839 \h </w:instrText>
         </w:r>
         <w:r>
           <w:rPr>
@@ -2944,7 +2944,7 @@
           <w:sz w:val="22"/>
         </w:rPr>
       </w:pPr>
-      <w:hyperlink w:anchor="_Toc241354645" w:history="1">
+      <w:hyperlink w:anchor="_Toc241380840" w:history="1">
         <w:r>
           <w:rPr>
             <w:rStyle w:val="Hyperlink"/>
@@ -2971,7 +2971,7 @@
             <w:noProof/>
             <w:webHidden/>
           </w:rPr>
-          <w:instrText xml:space="preserve"> PAGEREF _Toc241354645 \h </w:instrText>
+          <w:instrText xml:space="preserve"> PAGEREF _Toc241380840 \h </w:instrText>
         </w:r>
         <w:r>
           <w:rPr>
@@ -3016,7 +3016,7 @@
           <w:sz w:val="22"/>
         </w:rPr>
       </w:pPr>
-      <w:hyperlink w:anchor="_Toc241354646" w:history="1">
+      <w:hyperlink w:anchor="_Toc241380841" w:history="1">
         <w:r>
           <w:rPr>
             <w:rStyle w:val="Hyperlink"/>
@@ -3043,7 +3043,7 @@
             <w:noProof/>
             <w:webHidden/>
           </w:rPr>
-          <w:instrText xml:space="preserve"> PAGEREF _Toc241354646 \h </w:instrText>
+          <w:instrText xml:space="preserve"> PAGEREF _Toc241380841 \h </w:instrText>
         </w:r>
         <w:r>
           <w:rPr>
@@ -3083,7 +3083,7 @@
       <w:pPr>
         <w:pStyle w:val="Heading1"/>
       </w:pPr>
-      <w:bookmarkStart w:id="1" w:name="_Toc241354608"/>
+      <w:bookmarkStart w:id="1" w:name="_Toc241380803"/>
       <w:r>
         <w:lastRenderedPageBreak/>
         <w:t>1 Problem Definition</w:t>
@@ -3124,7 +3124,7 @@
       <w:pPr>
         <w:pStyle w:val="Heading1"/>
       </w:pPr>
-      <w:bookmarkStart w:id="2" w:name="_Toc241354609"/>
+      <w:bookmarkStart w:id="2" w:name="_Toc241380804"/>
       <w:r>
         <w:lastRenderedPageBreak/>
         <w:t>2 Design Specifications</w:t>
@@ -3135,7 +3135,7 @@
       <w:pPr>
         <w:pStyle w:val="Heading2"/>
       </w:pPr>
-      <w:bookmarkStart w:id="3" w:name="_Toc241354610"/>
+      <w:bookmarkStart w:id="3" w:name="_Toc241380805"/>
       <w:r>
         <w:t>2.1 Technology</w:t>
       </w:r>
@@ -3188,7 +3188,7 @@
       <w:pPr>
         <w:pStyle w:val="Heading2"/>
       </w:pPr>
-      <w:bookmarkStart w:id="4" w:name="_Toc241354611"/>
+      <w:bookmarkStart w:id="4" w:name="_Toc241380806"/>
       <w:r>
         <w:t>2.2 Pages</w:t>
       </w:r>
@@ -3346,17 +3346,17 @@
     </w:p>
     <w:p>
       <w:r>
-        <w:t>Features shared across pages: a navbar with search, a bookmark count and a non functional login button as the brief requires, a floating chatbot on every page, breadcrumbs on every page except Home, a live cloc</w:t>
-      </w:r>
-      <w:r>
-        <w:t>k, a simulated visitor counter and the footer. At phone widths the navbar collapses into a menu and the footer stacks.</w:t>
+        <w:t xml:space="preserve">Features shared across pages: a navbar with search, a bookmark count and non functional login and sign up buttons as the brief requires, a floating chatbot on every page, breadcrumbs on every page except Home, </w:t>
+      </w:r>
+      <w:r>
+        <w:t>a live clock, a simulated visitor counter and the footer. Below 1250 pixels the navbar collapses into a menu, and at phone widths the footer stacks.</w:t>
       </w:r>
     </w:p>
     <w:p>
       <w:pPr>
         <w:pStyle w:val="Heading2"/>
       </w:pPr>
-      <w:bookmarkStart w:id="5" w:name="_Toc241354612"/>
+      <w:bookmarkStart w:id="5" w:name="_Toc241380807"/>
       <w:r>
         <w:t>2.3 Visual design</w:t>
       </w:r>
@@ -3367,10 +3367,10 @@
         <w:pStyle w:val="ListBullet"/>
       </w:pPr>
       <w:r>
-        <w:t>Colors: cream background, deep green for headings and the footer, amber yellow for primary buttons and badges, white ca</w:t>
-      </w:r>
-      <w:r>
-        <w:t>rds with soft borders</w:t>
+        <w:t>Colors: cream background, deep green for headings and the footer, amber yellow for primar</w:t>
+      </w:r>
+      <w:r>
+        <w:t>y buttons and badges, white cards with soft borders</w:t>
       </w:r>
     </w:p>
     <w:p>
@@ -3399,10 +3399,10 @@
     </w:p>
     <w:p>
       <w:r>
-        <w:t xml:space="preserve">Design mockups for all nine pages </w:t>
-      </w:r>
-      <w:r>
-        <w:t>are in design/mockups.</w:t>
+        <w:t>Design</w:t>
+      </w:r>
+      <w:r>
+        <w:t xml:space="preserve"> mockups for all nine pages are in design/mockups.</w:t>
       </w:r>
     </w:p>
     <w:p>
@@ -3558,7 +3558,7 @@
       <w:pPr>
         <w:pStyle w:val="Heading2"/>
       </w:pPr>
-      <w:bookmarkStart w:id="6" w:name="_Toc241354613"/>
+      <w:bookmarkStart w:id="6" w:name="_Toc241380808"/>
       <w:r>
         <w:t>2.4 Data design</w:t>
       </w:r>
@@ -3566,10 +3566,10 @@
     </w:p>
     <w:p>
       <w:r>
-        <w:t>Three JSON files in src/data hold everything the site shows. Ever</w:t>
-      </w:r>
-      <w:r>
-        <w:t>y record in a file has the same fields, listed below, and the pages only read those fields and never change them.</w:t>
+        <w:t>Three JSON files in src/data hold eve</w:t>
+      </w:r>
+      <w:r>
+        <w:t>rything the site shows. Every record in a file has the same fields, listed below, and the pages only read those fields and never change them.</w:t>
       </w:r>
     </w:p>
     <w:p>
@@ -3577,10 +3577,10 @@
         <w:pStyle w:val="ListBullet"/>
       </w:pPr>
       <w:r>
-        <w:t>markets.json: id, name, area, address, lat, lng, description, about, image, schedule (seven days with open and close times or null), produce (</w:t>
-      </w:r>
-      <w:r>
-        <w:t>list of produce ids), featured.</w:t>
+        <w:t>markets.json: id, name, area, address, lat, lng, description, about, image, schedule (seven days with open and clo</w:t>
+      </w:r>
+      <w:r>
+        <w:t>se times or null), produce (list of produce ids), featured.</w:t>
       </w:r>
     </w:p>
     <w:p>
@@ -3596,10 +3596,10 @@
         <w:pStyle w:val="ListBullet"/>
       </w:pPr>
       <w:r>
-        <w:t xml:space="preserve">chatbot.json: greeting, quick replies, fallback, entities for markets, produce and days, and intents with keywords, </w:t>
-      </w:r>
-      <w:r>
-        <w:t>answers, optional actions, links and quick replies.</w:t>
+        <w:t>chatbot.json: greeting, quick replies, fallback, entities for markets, produce and days,</w:t>
+      </w:r>
+      <w:r>
+        <w:t xml:space="preserve"> and intents with keywords, answers, optional actions, links and quick replies.</w:t>
       </w:r>
     </w:p>
     <w:p>
@@ -3611,7 +3611,7 @@
       <w:pPr>
         <w:pStyle w:val="Heading2"/>
       </w:pPr>
-      <w:bookmarkStart w:id="7" w:name="_Toc241354614"/>
+      <w:bookmarkStart w:id="7" w:name="_Toc241380809"/>
       <w:r>
         <w:t>2.5 Bookmarks</w:t>
       </w:r>
@@ -3619,17 +3619,17 @@
     </w:p>
     <w:p>
       <w:r>
-        <w:t>Bookmarks and notes are kept in the browser's session storage. They belong to that browser only and clear when the tab closes. This meets the b</w:t>
-      </w:r>
-      <w:r>
-        <w:t>rief, which allows no server storage and describes notes as session only.</w:t>
+        <w:t xml:space="preserve">Bookmarks and notes are kept in the browser's session storage. They belong to that browser only and clear when the </w:t>
+      </w:r>
+      <w:r>
+        <w:t>tab closes. This meets the brief, which allows no server storage and describes notes as session only.</w:t>
       </w:r>
     </w:p>
     <w:p>
       <w:pPr>
         <w:pStyle w:val="Heading1"/>
       </w:pPr>
-      <w:bookmarkStart w:id="8" w:name="_Toc241354615"/>
+      <w:bookmarkStart w:id="8" w:name="_Toc241380810"/>
       <w:r>
         <w:lastRenderedPageBreak/>
         <w:t>3 Diagrams</w:t>
@@ -3638,7 +3638,10 @@
     </w:p>
     <w:p>
       <w:r>
-        <w:t>The diagrams are written in Mermaid in docs/diagrams and rendered by GitHub. Exported images of each are in docs/diagrams/png and included below in the submitted report.</w:t>
+        <w:t>The diagrams are written in Mermaid in docs/diagrams and rendered by GitHub. Exported images of each are in docs/diagrams/png and included belo</w:t>
+      </w:r>
+      <w:r>
+        <w:t>w in the submitted report.</w:t>
       </w:r>
     </w:p>
     <w:p>
@@ -3675,10 +3678,10 @@
       </w:r>
       <w:r>
         <w:tab/>
-        <w:t>Flowchart, finding a market: the paths from the home s</w:t>
-      </w:r>
-      <w:r>
-        <w:t>earch, the search overlay and the directory to a market detail and a bookmark.</w:t>
+        <w:t xml:space="preserve">Flowchart, finding a </w:t>
+      </w:r>
+      <w:r>
+        <w:t>market: the paths from the home search, the search overlay and the directory to a market detail and a bookmark.</w:t>
       </w:r>
     </w:p>
     <w:p>
@@ -3694,7 +3697,10 @@
       </w:r>
       <w:r>
         <w:tab/>
-        <w:t>Data Flow Diagram, Level 0: the app as one process with the visitor, the three JSON stores, the browser clock and location, session storage and the map embed.</w:t>
+        <w:t>Data Flow Diagram, Level 0: the app as one process with the visitor, the three JSON stores, the browser clock and location, session storage a</w:t>
+      </w:r>
+      <w:r>
+        <w:t>nd the map embed.</w:t>
       </w:r>
     </w:p>
     <w:p>
@@ -3710,10 +3716,7 @@
       </w:r>
       <w:r>
         <w:tab/>
-        <w:t>Data Flow Di</w:t>
-      </w:r>
-      <w:r>
-        <w:t>agram, Level 1: the six processes (search and filter, market detail, produce and seasons, answering questions, bookmarks, location and maps) and the data each reads and writes.</w:t>
+        <w:t>Data Flow Diagram, Level 1: the six processes (search and filter, market detail, produce and seasons, answering questions, bookmarks, location and maps) and the data each reads and writes.</w:t>
       </w:r>
     </w:p>
     <w:p>
@@ -3729,10 +3732,10 @@
       </w:r>
       <w:r>
         <w:tab/>
-        <w:t>Data model: how markets, produce, chatbot entities and bookmarks relate thro</w:t>
-      </w:r>
-      <w:r>
-        <w:t>ugh ids.</w:t>
+        <w:t>Data model: how markets, produce, chatbot e</w:t>
+      </w:r>
+      <w:r>
+        <w:t>ntities and bookmarks relate through ids.</w:t>
       </w:r>
     </w:p>
     <w:p>
@@ -3780,10 +3783,10 @@
       </w:r>
       <w:r>
         <w:tab/>
-        <w:t>Flowchart, open now and nearby: how th</w:t>
-      </w:r>
-      <w:r>
-        <w:t>e clock and the schedule produce the badges and how location produces distances.</w:t>
+        <w:t>Flowc</w:t>
+      </w:r>
+      <w:r>
+        <w:t>hart, open now and nearby: how the clock and the schedule produce the badges and how location produces distances.</w:t>
       </w:r>
     </w:p>
     <w:p>
@@ -3819,7 +3822,7 @@
       <w:pPr>
         <w:pStyle w:val="Heading2"/>
       </w:pPr>
-      <w:bookmarkStart w:id="9" w:name="_Toc241354616"/>
+      <w:bookmarkStart w:id="9" w:name="_Toc241380811"/>
       <w:r>
         <w:lastRenderedPageBreak/>
         <w:t>3.1 Site map</w:t>
@@ -3902,10 +3905,10 @@
     </w:p>
     <w:p>
       <w:r>
-        <w:t xml:space="preserve">The pages of FreshFind and how a visitor moves between them. It is the map of the </w:t>
-      </w:r>
-      <w:r>
-        <w:t>whole site in one picture.</w:t>
+        <w:t xml:space="preserve">The pages of FreshFind and how a visitor moves </w:t>
+      </w:r>
+      <w:r>
+        <w:t>between them. It is the map of the whole site in one picture.</w:t>
       </w:r>
     </w:p>
     <w:p>
@@ -3937,7 +3940,10 @@
         <w:pStyle w:val="ListBullet"/>
       </w:pPr>
       <w:r>
-        <w:t>There are no decisions on this diagram, it is structure, not logic.</w:t>
+        <w:t>There are no decisions on this diagram, it is structure, n</w:t>
+      </w:r>
+      <w:r>
+        <w:t>ot logic.</w:t>
       </w:r>
     </w:p>
     <w:p>
@@ -3950,13 +3956,10 @@
     </w:p>
     <w:p>
       <w:r>
-        <w:t>Every</w:t>
-      </w:r>
-      <w:r>
-        <w:t xml:space="preserve"> page is reachable within two clicks from Home. Market Detail is the page most arrows point to because a market is what everyone is looking for. The chatbot and the search are drawn outside the page tree because they float over every page instead of being </w:t>
-      </w:r>
-      <w:r>
-        <w:t>pages themselves.</w:t>
+        <w:t>Every page is reachable within two clicks from Home. Market Detail is the page most arrows point to because a market is what everyone is looking for. The chatbot and the search are drawn outside the page tree because they floa</w:t>
+      </w:r>
+      <w:r>
+        <w:t>t over every page instead of being pages themselves.</w:t>
       </w:r>
     </w:p>
     <w:p>
@@ -3964,7 +3967,7 @@
         <w:pStyle w:val="Heading2"/>
         <w:pageBreakBefore/>
       </w:pPr>
-      <w:bookmarkStart w:id="10" w:name="_Toc241354617"/>
+      <w:bookmarkStart w:id="10" w:name="_Toc241380812"/>
       <w:r>
         <w:lastRenderedPageBreak/>
         <w:t>3.2 Flowchart, finding a market</w:t>
@@ -4036,7 +4039,10 @@
     </w:p>
     <w:p>
       <w:r>
-        <w:t>The steps a visitor goes through from arriving on the site to finding a market, in every way the site allows, and what the site does at each step.</w:t>
+        <w:t>The steps a visitor goes through from arriving on the site to finding a market, in every way the site allows, and wha</w:t>
+      </w:r>
+      <w:r>
+        <w:t>t the site does at each step.</w:t>
       </w:r>
     </w:p>
     <w:p>
@@ -4045,10 +4051,7 @@
       </w:pPr>
       <w:r>
         <w:lastRenderedPageBreak/>
-        <w:t>The s</w:t>
-      </w:r>
-      <w:r>
-        <w:t>hapes</w:t>
+        <w:t>The shapes</w:t>
       </w:r>
     </w:p>
     <w:p>
@@ -4064,7 +4067,10 @@
         <w:pStyle w:val="ListBullet"/>
       </w:pPr>
       <w:r>
-        <w:t>A diamond is a decision, a question with more than one answer. The words on the arrows leaving it are the answers.</w:t>
+        <w:t>A diamond is a decision, a question with more than one answer. The words on the arrows leaving it are the</w:t>
+      </w:r>
+      <w:r>
+        <w:t xml:space="preserve"> answers.</w:t>
       </w:r>
     </w:p>
     <w:p>
@@ -4072,10 +4078,7 @@
         <w:pStyle w:val="ListBullet"/>
       </w:pPr>
       <w:r>
-        <w:t>A plain rectangle is a st</w:t>
-      </w:r>
-      <w:r>
-        <w:t>ep, something the site or the visitor does.</w:t>
+        <w:t>A plain rectangle is a step, something the site or the visitor does.</w:t>
       </w:r>
     </w:p>
     <w:p>
@@ -4096,10 +4099,10 @@
     </w:p>
     <w:p>
       <w:r>
-        <w:t xml:space="preserve">There are three ways in and they all meet at the same Directory step, so the site has one list page, not three. Location is a decision, not a requirement: both branches </w:t>
-      </w:r>
-      <w:r>
-        <w:t>continue. The last decision shows that bookmarking is optional and never blocks anything.</w:t>
+        <w:t>There are three ways in and they all meet at the same Directory step, so the site has one list page, not three. Location is a decision</w:t>
+      </w:r>
+      <w:r>
+        <w:t>, not a requirement: both branches continue. The last decision shows that bookmarking is optional and never blocks anything.</w:t>
       </w:r>
     </w:p>
     <w:p>
@@ -4116,7 +4119,7 @@
       <w:pPr>
         <w:pStyle w:val="Heading2"/>
       </w:pPr>
-      <w:bookmarkStart w:id="11" w:name="_Toc241354618"/>
+      <w:bookmarkStart w:id="11" w:name="_Toc241380813"/>
       <w:r>
         <w:lastRenderedPageBreak/>
         <w:t>3.3 Data Flow Diagram, Level 0</w:t>
@@ -4199,13 +4202,13 @@
     </w:p>
     <w:p>
       <w:r>
-        <w:t xml:space="preserve">A Data Flow Diagram shows where </w:t>
-      </w:r>
-      <w:r>
-        <w:t xml:space="preserve">information comes from, what handles it, where it is kept and where it goes. It does not show the order of clicks; the flowcharts do that. A Level 0 DFD, also called a context diagram, treats the whole system as one process and shows everything outside it </w:t>
-      </w:r>
-      <w:r>
-        <w:t>that sends or receives data.</w:t>
+        <w:t xml:space="preserve">A </w:t>
+      </w:r>
+      <w:r>
+        <w:t>Data Flow Diagram shows where information comes from, what handles it, where it is kept and where it goes. It does not show the order of clicks; the flowcharts do that. A Level 0 DFD, also called a context diagram, treats the whole system as one process an</w:t>
+      </w:r>
+      <w:r>
+        <w:t>d shows everything outside it that sends or receives data.</w:t>
       </w:r>
     </w:p>
     <w:p>
@@ -4229,7 +4232,10 @@
         <w:pStyle w:val="ListBullet"/>
       </w:pPr>
       <w:r>
-        <w:t>The circle marked FreshFind web app is the one process, the whole system.</w:t>
+        <w:t xml:space="preserve">The circle marked FreshFind web app is the one process, the whole </w:t>
+      </w:r>
+      <w:r>
+        <w:t>system.</w:t>
       </w:r>
     </w:p>
     <w:p>
@@ -4237,10 +4243,7 @@
         <w:pStyle w:val="ListBullet"/>
       </w:pPr>
       <w:r>
-        <w:t>Cylinders are data sto</w:t>
-      </w:r>
-      <w:r>
-        <w:t>res: markets.json, produce.json, chatbot.json and the browser's sessionStorage.</w:t>
+        <w:t>Cylinders are data stores: markets.json, produce.json, chatbot.json and the browser's sessionStorage.</w:t>
       </w:r>
     </w:p>
     <w:p>
@@ -4248,10 +4251,10 @@
         <w:pStyle w:val="ListBullet"/>
       </w:pPr>
       <w:r>
-        <w:t>Plain boxes at the edges are other outside things the system talks to: the browser clock, the browser geolocation, the Google Maps embed, and a box for what does not exist, a s</w:t>
-      </w:r>
-      <w:r>
-        <w:t>erver.</w:t>
+        <w:t>Plain boxes at the edges are other outside things the system talks to: the browser clock, the browser geolocation, the Google Maps embed, and a bo</w:t>
+      </w:r>
+      <w:r>
+        <w:t>x for what does not exist, a server.</w:t>
       </w:r>
     </w:p>
     <w:p>
@@ -4272,10 +4275,10 @@
     </w:p>
     <w:p>
       <w:r>
-        <w:t>The picture makes the SRS constraints visible: three read only files as the data source, one session store fo</w:t>
-      </w:r>
-      <w:r>
-        <w:t>r bookmarks, no server. Everything the system knows comes from the three files, the clock and the visitor.</w:t>
+        <w:t>The picture makes the SRS constraints visible: three read only files as the dat</w:t>
+      </w:r>
+      <w:r>
+        <w:t>a source, one session store for bookmarks, no server. Everything the system knows comes from the three files, the clock and the visitor.</w:t>
       </w:r>
     </w:p>
     <w:p>
@@ -4292,7 +4295,7 @@
       <w:pPr>
         <w:pStyle w:val="Heading2"/>
       </w:pPr>
-      <w:bookmarkStart w:id="12" w:name="_Toc241354619"/>
+      <w:bookmarkStart w:id="12" w:name="_Toc241380814"/>
       <w:r>
         <w:lastRenderedPageBreak/>
         <w:t>3.4 Data Flow Diagram, Level 1</w:t>
@@ -4370,15 +4373,15 @@
       </w:pPr>
       <w:r>
         <w:lastRenderedPageBreak/>
-        <w:t>What it shows</w:t>
-      </w:r>
-    </w:p>
-    <w:p>
-      <w:r>
-        <w:t>Level 1 opens the singl</w:t>
-      </w:r>
-      <w:r>
-        <w:t>e circle from Level 0 and shows the six processes inside FreshFind, with the data each one reads and returns. The outside things and the stores are the same as Level 0.</w:t>
+        <w:t>What it</w:t>
+      </w:r>
+      <w:r>
+        <w:t xml:space="preserve"> shows</w:t>
+      </w:r>
+    </w:p>
+    <w:p>
+      <w:r>
+        <w:t>Level 1 opens the single circle from Level 0 and shows the six processes inside FreshFind, with the data each one reads and returns. The outside things and the stores are the same as Level 0.</w:t>
       </w:r>
     </w:p>
     <w:p>
@@ -4402,10 +4405,7 @@
         <w:pStyle w:val="ListBullet"/>
       </w:pPr>
       <w:r>
-        <w:t xml:space="preserve">Circles numbered 1.0 to 6.0: </w:t>
-      </w:r>
-      <w:r>
-        <w:t>the processes. The numbering is the DFD convention for the first level of detail.</w:t>
+        <w:t>Circles numbered 1.0 to 6.0: the processes. The numbering is the DFD convention for the first level of detail.</w:t>
       </w:r>
     </w:p>
     <w:p>
@@ -4413,7 +4413,10 @@
         <w:pStyle w:val="ListBullet"/>
       </w:pPr>
       <w:r>
-        <w:t>Cylinders D1 to D4: the data stores. D1 markets.json, D2 produce.json, D3 chatbot.json, D4 sessionStorage. Naming stores D1, D2 and so on is also the convention.</w:t>
+        <w:t>Cylinders D1 to D4: the data stores. D1 markets.json, D2 produce.json, D3 chatbot.json, D4 sessionStorage. Naming stores D1, D2 and so on is als</w:t>
+      </w:r>
+      <w:r>
+        <w:t>o the convention.</w:t>
       </w:r>
     </w:p>
     <w:p>
@@ -4421,10 +4424,7 @@
         <w:pStyle w:val="ListBullet"/>
       </w:pPr>
       <w:r>
-        <w:t>Plain boxes:</w:t>
-      </w:r>
-      <w:r>
-        <w:t xml:space="preserve"> the browser clock, the browser geolocation and Google Maps.</w:t>
+        <w:t>Plain boxes: the browser clock, the browser geolocation and Google Maps.</w:t>
       </w:r>
     </w:p>
     <w:p>
@@ -4445,10 +4445,10 @@
     </w:p>
     <w:p>
       <w:r>
-        <w:t>Each process reads only what it needs. D1 is read by every process because markets are the heart of the site. D3 is read only by the assistant</w:t>
-      </w:r>
-      <w:r>
-        <w:t>. D4 is written only by bookmarks. The clock feeds four processes, which is why one shared hook provides it.</w:t>
+        <w:t>Each process reads only what it needs. D1 is read by every process because markets are the heart of the site. D3</w:t>
+      </w:r>
+      <w:r>
+        <w:t xml:space="preserve"> is read only by the assistant. D4 is written only by bookmarks. The clock feeds four processes, which is why one shared hook provides it.</w:t>
       </w:r>
     </w:p>
     <w:p>
@@ -4456,7 +4456,7 @@
         <w:pStyle w:val="Heading2"/>
         <w:pageBreakBefore/>
       </w:pPr>
-      <w:bookmarkStart w:id="13" w:name="_Toc241354620"/>
+      <w:bookmarkStart w:id="13" w:name="_Toc241380815"/>
       <w:r>
         <w:lastRenderedPageBreak/>
         <w:t>3.5 Data model</w:t>
@@ -4528,10 +4528,10 @@
     </w:p>
     <w:p>
       <w:r>
-        <w:t xml:space="preserve">The four kinds of record in the system and how they relate: markets, produce, chatbot entities </w:t>
-      </w:r>
-      <w:r>
-        <w:t>and bookmarks. It is an entity relationship diagram, the standard way to draw a data model.</w:t>
+        <w:t xml:space="preserve">The four kinds of record in the system and how they relate: </w:t>
+      </w:r>
+      <w:r>
+        <w:t>markets, produce, chatbot entities and bookmarks. It is an entity relationship diagram, the standard way to draw a data model.</w:t>
       </w:r>
     </w:p>
     <w:p>
@@ -4548,10 +4548,10 @@
         <w:pStyle w:val="ListBullet"/>
       </w:pPr>
       <w:r>
-        <w:t>Each box is an entity, a kind of record. Inside it are the fields with their types. PK marks the primary key, the field that identifies a record, which i</w:t>
-      </w:r>
-      <w:r>
-        <w:t>s id. FK marks a foreign key, a field that holds another record's id.</w:t>
+        <w:t>Each box is an entity, a kind of record. Inside it are the fields with their types. PK marks the primary key, the fiel</w:t>
+      </w:r>
+      <w:r>
+        <w:t>d that identifies a record, which is id. FK marks a foreign key, a field that holds another record's id.</w:t>
       </w:r>
     </w:p>
     <w:p>
@@ -4559,10 +4559,10 @@
         <w:pStyle w:val="ListBullet"/>
       </w:pPr>
       <w:r>
-        <w:t>The lines between boxes are relationships. The symbols at the ends say how many: a double bar means exactly one, a circle with a crow's foot means zero or many. So MARKET to MARKET_PRODU</w:t>
-      </w:r>
-      <w:r>
-        <w:t>CE reads "one market sells zero or many produce links", and the same from the produce side.</w:t>
+        <w:t>The lines between boxes are relationships. The symbols at the ends say how many: a double bar means exactly one, a circle with a crow's foot means zero</w:t>
+      </w:r>
+      <w:r>
+        <w:t xml:space="preserve"> or many. So MARKET to MARKET_PRODUCE reads "one market sells zero or many produce links", and the same from the produce side.</w:t>
       </w:r>
     </w:p>
     <w:p>
@@ -4570,10 +4570,10 @@
         <w:pStyle w:val="ListBullet"/>
       </w:pPr>
       <w:r>
-        <w:t>MARKET_PRODUCE is the link between markets and produce. In the JSON it is not a separate file; it is the produce list inside each market and the markets list inside</w:t>
-      </w:r>
-      <w:r>
-        <w:t xml:space="preserve"> each produce item, which are the same links written from both sides.</w:t>
+        <w:t>MARKET_PRODUCE is the link between markets and produce. In the JSON it is not a separate file; it is the produce list inside each</w:t>
+      </w:r>
+      <w:r>
+        <w:t xml:space="preserve"> market and the markets list inside each produce item, which are the same links written from both sides.</w:t>
       </w:r>
     </w:p>
     <w:p>
@@ -4586,10 +4586,10 @@
     </w:p>
     <w:p>
       <w:r>
-        <w:t>Everything joins on ids. A market lists what it sells by id, a produce item lists where it is sold by id, the assistant names things by id, a bookmark saves an id. No</w:t>
-      </w:r>
-      <w:r>
-        <w:t xml:space="preserve"> name or fact is typed twice, so a change in one record shows everywhere. Ids never change, which is why they are short lowercase words.</w:t>
+        <w:t>Everything joins on ids. A market lists what it sells by id, a produce item lists where it is sold by id, the assistant names thing</w:t>
+      </w:r>
+      <w:r>
+        <w:t>s by id, a bookmark saves an id. No name or fact is typed twice, so a change in one record shows everywhere. Ids never change, which is why they are short lowercase words.</w:t>
       </w:r>
     </w:p>
     <w:p>
@@ -4597,7 +4597,7 @@
         <w:pStyle w:val="Heading2"/>
         <w:pageBreakBefore/>
       </w:pPr>
-      <w:bookmarkStart w:id="14" w:name="_Toc241354621"/>
+      <w:bookmarkStart w:id="14" w:name="_Toc241380816"/>
       <w:r>
         <w:lastRenderedPageBreak/>
         <w:t>3.6 Flowchart, the assistant</w:t>
@@ -4669,10 +4669,10 @@
     </w:p>
     <w:p>
       <w:r>
-        <w:t>How one question typed into the chat be</w:t>
-      </w:r>
-      <w:r>
-        <w:t>comes one answer, decision by decision. This is the exact logic of src/utils/chatbot.js.</w:t>
+        <w:t xml:space="preserve">How </w:t>
+      </w:r>
+      <w:r>
+        <w:t>one question typed into the chat becomes one answer, decision by decision. This is the exact logic of src/utils/chatbot.js.</w:t>
       </w:r>
     </w:p>
     <w:p>
@@ -4705,10 +4705,10 @@
         <w:pStyle w:val="ListBullet"/>
       </w:pPr>
       <w:r>
-        <w:t>Diamonds: decisions, each with Yes and No arrows, or the li</w:t>
-      </w:r>
-      <w:r>
-        <w:t>st of possible best intents.</w:t>
+        <w:t>Diamonds: decisions, eac</w:t>
+      </w:r>
+      <w:r>
+        <w:t>h with Yes and No arrows, or the list of possible best intents.</w:t>
       </w:r>
     </w:p>
     <w:p>
@@ -4729,10 +4729,13 @@
     </w:p>
     <w:p>
       <w:r>
-        <w:t>Entities come before intents on purpose: if someone names Mile 12, they want Mile 12, whatever else</w:t>
-      </w:r>
-      <w:r>
-        <w:t xml:space="preserve"> they typed. Today goes straight to open now because "open today" means right now. Scoring by keyword length means "which markets are open" beats the short word "open". Every branch ends in an answer, so the bot never stays silent.</w:t>
+        <w:t>Entities come before intents on purpose: if someone names Mile 1</w:t>
+      </w:r>
+      <w:r>
+        <w:t>2, they want Mile 12, whatever else they typed. Today goes straight to open now because "open today" means right now. Scoring by keyword length means "which markets are open" beats the short word "open". Every branch ends in an answer, so the bot never sta</w:t>
+      </w:r>
+      <w:r>
+        <w:t>ys silent.</w:t>
       </w:r>
     </w:p>
     <w:p>
@@ -4740,7 +4743,7 @@
         <w:pStyle w:val="Heading2"/>
         <w:pageBreakBefore/>
       </w:pPr>
-      <w:bookmarkStart w:id="15" w:name="_Toc241354622"/>
+      <w:bookmarkStart w:id="15" w:name="_Toc241380817"/>
       <w:r>
         <w:lastRenderedPageBreak/>
         <w:t>3.7 Flowchart, bookmarks</w:t>
@@ -4829,7 +4832,10 @@
         <w:pStyle w:val="ListBullet"/>
       </w:pPr>
       <w:r>
-        <w:t>Rectangles are actions by the visitor or the site.</w:t>
+        <w:t>Rectangles are actions by the visito</w:t>
+      </w:r>
+      <w:r>
+        <w:t>r or the site.</w:t>
       </w:r>
     </w:p>
     <w:p>
@@ -4837,10 +4843,7 @@
         <w:pStyle w:val="ListBullet"/>
       </w:pPr>
       <w:r>
-        <w:t xml:space="preserve">Diamonds are </w:t>
-      </w:r>
-      <w:r>
-        <w:t>decisions: already saved? and which action?</w:t>
+        <w:t>Diamonds are decisions: already saved? and which action?</w:t>
       </w:r>
     </w:p>
     <w:p>
@@ -4861,10 +4864,10 @@
     </w:p>
     <w:p>
       <w:r>
-        <w:t>Only ids are stored, so bookmarks stay tiny and always show current data. The s</w:t>
-      </w:r>
-      <w:r>
-        <w:t>ame toggle handles saving and removing, which is why the diamond sends both answers to the same update step. The last path is the answer to "why did my bookmarks disappear": session only, by the brief.</w:t>
+        <w:t xml:space="preserve">Only ids are stored, so bookmarks stay tiny and </w:t>
+      </w:r>
+      <w:r>
+        <w:t>always show current data. The same toggle handles saving and removing, which is why the diamond sends both answers to the same update step. The last path is the answer to "why did my bookmarks disappear": session only, by the brief.</w:t>
       </w:r>
     </w:p>
     <w:p>
@@ -4872,10 +4875,13 @@
         <w:pStyle w:val="Heading2"/>
         <w:pageBreakBefore/>
       </w:pPr>
-      <w:bookmarkStart w:id="16" w:name="_Toc241354623"/>
+      <w:bookmarkStart w:id="16" w:name="_Toc241380818"/>
       <w:r>
         <w:lastRenderedPageBreak/>
-        <w:t>3.8 Flowchart, open now and nearby</w:t>
+        <w:t>3.8 Flowchart, open now</w:t>
+      </w:r>
+      <w:r>
+        <w:t xml:space="preserve"> and nearby</w:t>
       </w:r>
       <w:bookmarkEnd w:id="16"/>
     </w:p>
@@ -4931,10 +4937,7 @@
         <w:pStyle w:val="FigureCaption"/>
       </w:pPr>
       <w:r>
-        <w:t>Figure 10. Flowch</w:t>
-      </w:r>
-      <w:r>
-        <w:t>art, open now and nearby</w:t>
+        <w:t>Figure 10. Flowchart, open now and nearby</w:t>
       </w:r>
     </w:p>
     <w:p>
@@ -4948,10 +4951,10 @@
     </w:p>
     <w:p>
       <w:r>
-        <w:t>How the site decides whether a market is open at this moment, what the badge says otherwise, and how nearby markets are chosen. Two small flows on one picture: the clock flow on the left and the location flow on the r</w:t>
-      </w:r>
-      <w:r>
-        <w:t>ight.</w:t>
+        <w:t>How the site decides whether a market is open at this moment, what the badge says otherwise, and how nearby markets are chosen. Two small flows on one picture: the clock flow on the left</w:t>
+      </w:r>
+      <w:r>
+        <w:t xml:space="preserve"> and the location flow on the right.</w:t>
       </w:r>
     </w:p>
     <w:p>
@@ -4996,10 +4999,10 @@
     </w:p>
     <w:p>
       <w:r>
-        <w:t xml:space="preserve">Because every schedule stores real open and close times, one function </w:t>
-      </w:r>
-      <w:r>
-        <w:t>answers the question for every market on every page and the badge is always right for the current minute. The location flow is separate because it is optional and the site must work without it.</w:t>
+        <w:t xml:space="preserve">Because every schedule stores real open </w:t>
+      </w:r>
+      <w:r>
+        <w:t>and close times, one function answers the question for every market on every page and the badge is always right for the current minute. The location flow is separate because it is optional and the site must work without it.</w:t>
       </w:r>
     </w:p>
     <w:p>
@@ -5016,10 +5019,13 @@
       <w:pPr>
         <w:pStyle w:val="Heading2"/>
       </w:pPr>
-      <w:bookmarkStart w:id="17" w:name="_Toc241354624"/>
+      <w:bookmarkStart w:id="17" w:name="_Toc241380819"/>
       <w:r>
         <w:lastRenderedPageBreak/>
-        <w:t>3.9 Application structure</w:t>
+        <w:t>3.9 Applicat</w:t>
+      </w:r>
+      <w:r>
+        <w:t>ion structure</w:t>
       </w:r>
       <w:bookmarkEnd w:id="17"/>
     </w:p>
@@ -5075,10 +5081,7 @@
         <w:pStyle w:val="FigureCaption"/>
       </w:pPr>
       <w:r>
-        <w:t>Figure 11. App</w:t>
-      </w:r>
-      <w:r>
-        <w:t>lication structure</w:t>
+        <w:t>Figure 11. Application structure</w:t>
       </w:r>
     </w:p>
     <w:p>
@@ -5118,10 +5121,10 @@
         <w:pStyle w:val="ListBullet"/>
       </w:pPr>
       <w:r>
-        <w:t>Boxes are components, groups of files, or the data. The cyl</w:t>
-      </w:r>
-      <w:r>
-        <w:t>inder is the three data files.</w:t>
+        <w:t xml:space="preserve">Boxes are components, groups </w:t>
+      </w:r>
+      <w:r>
+        <w:t>of files, or the data. The cylinder is the three data files.</w:t>
       </w:r>
     </w:p>
     <w:p>
@@ -5137,10 +5140,10 @@
         <w:pStyle w:val="ListBullet"/>
       </w:pPr>
       <w:r>
-        <w:t>Dotted arrows mean "is used by". The shared components, helpers, hooks, data and theme are used by the pages but do no</w:t>
-      </w:r>
-      <w:r>
-        <w:t>t contain them.</w:t>
+        <w:t>Dotted arrows mean "is used by". The shared components, helpers, hooks, data and theme a</w:t>
+      </w:r>
+      <w:r>
+        <w:t>re used by the pages but do not contain them.</w:t>
       </w:r>
     </w:p>
     <w:p>
@@ -5153,17 +5156,17 @@
     </w:p>
     <w:p>
       <w:r>
-        <w:t xml:space="preserve">Shared things sit once at the top or the side and are reused, so the site behaves the same everywhere. The frame is built once and every page inherits it. Only the page area changes when the address changes, which is </w:t>
-      </w:r>
-      <w:r>
-        <w:t>what a single page application means.</w:t>
+        <w:t>Shared things sit once at the top or the side and are reused, so the site behaves the same everywhere. The frame is built once and every page inherits it. Only the page area changes when the</w:t>
+      </w:r>
+      <w:r>
+        <w:t xml:space="preserve"> address changes, which is what a single page application means.</w:t>
       </w:r>
     </w:p>
     <w:p>
       <w:pPr>
         <w:pStyle w:val="Heading1"/>
       </w:pPr>
-      <w:bookmarkStart w:id="18" w:name="_Toc241354625"/>
+      <w:bookmarkStart w:id="18" w:name="_Toc241380820"/>
       <w:r>
         <w:lastRenderedPageBreak/>
         <w:t>4 Test Data Used in the Project</w:t>
@@ -5174,7 +5177,7 @@
       <w:pPr>
         <w:pStyle w:val="Heading2"/>
       </w:pPr>
-      <w:bookmarkStart w:id="19" w:name="_Toc241354626"/>
+      <w:bookmarkStart w:id="19" w:name="_Toc241380821"/>
       <w:r>
         <w:t>4.1 Sample data</w:t>
       </w:r>
@@ -5351,7 +5354,10 @@
               <w:pStyle w:val="TableText"/>
             </w:pPr>
             <w:r>
-              <w:t>Sat and Sun 7am to 2pm</w:t>
+              <w:t xml:space="preserve">Sat </w:t>
+            </w:r>
+            <w:r>
+              <w:t>and Sun 7am to 2pm</w:t>
             </w:r>
           </w:p>
         </w:tc>
@@ -5370,10 +5376,7 @@
               <w:pStyle w:val="TableText"/>
             </w:pPr>
             <w:r>
-              <w:t xml:space="preserve">Ogba </w:t>
-            </w:r>
-            <w:r>
-              <w:t>Green Market</w:t>
+              <w:t>Ogba Green Market</w:t>
             </w:r>
           </w:p>
         </w:tc>
@@ -5579,7 +5582,10 @@
               <w:pStyle w:val="TableText"/>
             </w:pPr>
             <w:r>
-              <w:t>Mon to Sat 6am to 5pm</w:t>
+              <w:t xml:space="preserve">Mon to Sat 6am </w:t>
+            </w:r>
+            <w:r>
+              <w:t>to 5pm</w:t>
             </w:r>
           </w:p>
         </w:tc>
@@ -5648,19 +5654,19 @@
         <w:pStyle w:val="ListBullet"/>
       </w:pPr>
       <w:r>
-        <w:t>19 chatbot intents in chatbot.json plus entity lists for 8 markets, 26 produce items and the days of the week.</w:t>
+        <w:t xml:space="preserve">19 chatbot intents in chatbot.json plus entity lists for 8 markets, 26 produce items and the days </w:t>
+      </w:r>
+      <w:r>
+        <w:t>of the week.</w:t>
       </w:r>
     </w:p>
     <w:p>
       <w:pPr>
         <w:pStyle w:val="Heading2"/>
       </w:pPr>
-      <w:bookmarkStart w:id="20" w:name="_Toc241354627"/>
-      <w:r>
-        <w:t>4.2 Test sce</w:t>
-      </w:r>
-      <w:r>
-        <w:t>narios</w:t>
+      <w:bookmarkStart w:id="20" w:name="_Toc241380822"/>
+      <w:r>
+        <w:t>4.2 Test scenarios</w:t>
       </w:r>
       <w:bookmarkEnd w:id="20"/>
     </w:p>
@@ -5822,7 +5828,10 @@
               <w:pStyle w:val="TableText"/>
             </w:pPr>
             <w:r>
-              <w:t>Directory day filter: choose Sunday.</w:t>
+              <w:t xml:space="preserve">Directory day </w:t>
+            </w:r>
+            <w:r>
+              <w:t>filter: choose Sunday.</w:t>
             </w:r>
           </w:p>
         </w:tc>
@@ -5835,10 +5844,7 @@
               <w:pStyle w:val="TableText"/>
             </w:pPr>
             <w:r>
-              <w:t xml:space="preserve">Lekki </w:t>
-            </w:r>
-            <w:r>
-              <w:t>Fresh, Ajah Coastal and Epe Fish only.</w:t>
+              <w:t>Lekki Fresh, Ajah Coastal and Epe Fish only.</w:t>
             </w:r>
           </w:p>
         </w:tc>
@@ -5960,7 +5966,10 @@
               <w:pStyle w:val="TableText"/>
             </w:pPr>
             <w:r>
-              <w:t>Open now toggle at 8pm on any day.</w:t>
+              <w:t xml:space="preserve">Open now toggle </w:t>
+            </w:r>
+            <w:r>
+              <w:t>at 8pm on any day.</w:t>
             </w:r>
           </w:p>
         </w:tc>
@@ -5973,10 +5982,7 @@
               <w:pStyle w:val="TableText"/>
             </w:pPr>
             <w:r>
-              <w:t xml:space="preserve">No markets </w:t>
-            </w:r>
-            <w:r>
-              <w:t>and the empty state message.</w:t>
+              <w:t>No markets and the empty state message.</w:t>
             </w:r>
           </w:p>
         </w:tc>
@@ -6066,7 +6072,10 @@
               <w:pStyle w:val="TableText"/>
             </w:pPr>
             <w:r>
-              <w:t>Badge shows OPENS TOMORROW and the Sunday row shows Closed.</w:t>
+              <w:t>Badge shows OPENS TOMORROW and the Sunday row shows Clo</w:t>
+            </w:r>
+            <w:r>
+              <w:t>sed.</w:t>
             </w:r>
           </w:p>
         </w:tc>
@@ -6098,10 +6107,7 @@
               <w:pStyle w:val="TableText"/>
             </w:pPr>
             <w:r>
-              <w:t xml:space="preserve">Market Detail for an </w:t>
-            </w:r>
-            <w:r>
-              <w:t>unknown id such as /market/nothing.</w:t>
+              <w:t>Market Detail for an unknown id such as /market/nothing.</w:t>
             </w:r>
           </w:p>
         </w:tc>
@@ -6204,10 +6210,10 @@
               <w:pStyle w:val="TableText"/>
             </w:pPr>
             <w:r>
-              <w:t xml:space="preserve">Tomatoes, Ugu, Ewedu, Okra, Spinach, Garden Eggs, Yam, Sweet Corn, Sweet </w:t>
-            </w:r>
-            <w:r>
-              <w:t>Potato, Scent Leaf and the year round items appear as in season; Mango does not.</w:t>
+              <w:t xml:space="preserve">Tomatoes, Ugu, Ewedu, Okra, Spinach, Garden </w:t>
+            </w:r>
+            <w:r>
+              <w:t>Eggs, Yam, Sweet Corn, Sweet Potato, Scent Leaf and the year round items appear as in season; Mango does not.</w:t>
             </w:r>
           </w:p>
         </w:tc>
@@ -6284,7 +6290,10 @@
               <w:pStyle w:val="TableText"/>
             </w:pPr>
             <w:r>
-              <w:t>Add a note to a bookmark, refresh the page.</w:t>
+              <w:t>Add a note to a bookmar</w:t>
+            </w:r>
+            <w:r>
+              <w:t>k, refresh the page.</w:t>
             </w:r>
           </w:p>
         </w:tc>
@@ -6297,10 +6306,7 @@
               <w:pStyle w:val="TableText"/>
             </w:pPr>
             <w:r>
-              <w:t>The note</w:t>
-            </w:r>
-            <w:r>
-              <w:t xml:space="preserve"> is still there.</w:t>
+              <w:t>The note is still there.</w:t>
             </w:r>
           </w:p>
         </w:tc>
@@ -6435,10 +6441,10 @@
               <w:pStyle w:val="TableText"/>
             </w:pPr>
             <w:r>
-              <w:t>A list of Saturday markets with hours</w:t>
-            </w:r>
-            <w:r>
-              <w:t xml:space="preserve"> and a button to the Directory.</w:t>
+              <w:t xml:space="preserve">A list </w:t>
+            </w:r>
+            <w:r>
+              <w:t>of Saturday markets with hours and a button to the Directory.</w:t>
             </w:r>
           </w:p>
         </w:tc>
@@ -6529,7 +6535,10 @@
               <w:pStyle w:val="TableText"/>
             </w:pPr>
             <w:r>
-              <w:t>Mile 12 area, hours and produce with a button to its page.</w:t>
+              <w:t>Mile 12 area, hours and produce with a b</w:t>
+            </w:r>
+            <w:r>
+              <w:t>utton to its page.</w:t>
             </w:r>
           </w:p>
         </w:tc>
@@ -6651,10 +6660,7 @@
               <w:pStyle w:val="TableText"/>
             </w:pPr>
             <w:r>
-              <w:t xml:space="preserve">Resize the window to </w:t>
-            </w:r>
-            <w:r>
-              <w:t>390px.</w:t>
+              <w:t>Resize the window to 390px.</w:t>
             </w:r>
           </w:p>
         </w:tc>
@@ -6699,7 +6705,7 @@
               <w:pStyle w:val="TableText"/>
             </w:pPr>
             <w:r>
-              <w:t>Click Login.</w:t>
+              <w:t>Click Login or Sign Up.</w:t>
             </w:r>
           </w:p>
         </w:tc>
@@ -6727,7 +6733,7 @@
       <w:pPr>
         <w:pStyle w:val="Heading1"/>
       </w:pPr>
-      <w:bookmarkStart w:id="21" w:name="_Toc241354628"/>
+      <w:bookmarkStart w:id="21" w:name="_Toc241380823"/>
       <w:r>
         <w:lastRenderedPageBreak/>
         <w:t>5 Testing with Google Lighthouse</w:t>
@@ -6738,7 +6744,7 @@
       <w:pPr>
         <w:pStyle w:val="Heading2"/>
       </w:pPr>
-      <w:bookmarkStart w:id="22" w:name="_Toc241354629"/>
+      <w:bookmarkStart w:id="22" w:name="_Toc241380824"/>
       <w:r>
         <w:t>5.1 In short</w:t>
       </w:r>
@@ -6746,20 +6752,20 @@
     </w:p>
     <w:p>
       <w:r>
-        <w:t>After our fixes every page scores 100 for accessibility, best practices</w:t>
-      </w:r>
-      <w:r>
-        <w:t xml:space="preserve"> and SEO, on both mobile and desktop. Desktop performance is between 97 and 100 on every page. On mobile, the average performance score went from 82 to 90, with the biggest jumps on Contact Us, from 70 to 97, the Home page, from 74 to 93, and My Bookmarks,</w:t>
-      </w:r>
-      <w:r>
-        <w:t xml:space="preserve"> from 78 to 97.</w:t>
+        <w:t>After our fixes every page scores 10</w:t>
+      </w:r>
+      <w:r>
+        <w:t>0 for accessibility, best practices and SEO, on both mobile and desktop. Desktop performance is between 97 and 100 on every page. On mobile, the average performance score went from 82 to 90, with the biggest jumps on Contact Us, from 70 to 97, the Home pag</w:t>
+      </w:r>
+      <w:r>
+        <w:t>e, from 74 to 93, and My Bookmarks, from 78 to 97.</w:t>
       </w:r>
     </w:p>
     <w:p>
       <w:pPr>
         <w:pStyle w:val="Heading2"/>
       </w:pPr>
-      <w:bookmarkStart w:id="23" w:name="_Toc241354630"/>
+      <w:bookmarkStart w:id="23" w:name="_Toc241380825"/>
       <w:r>
         <w:t>5.2 What Lighthouse is and why we used it</w:t>
       </w:r>
@@ -6767,20 +6773,20 @@
     </w:p>
     <w:p>
       <w:r>
-        <w:t xml:space="preserve">Google Lighthouse is a free testing tool built into Chrome. It gives a web page a score from 0 to 100 in four areas: performance, which is how fast it loads; accessibility, which is whether people </w:t>
-      </w:r>
-      <w:r>
-        <w:t>with poor sight or who only use a keyboard can use it; best practices, which is general code health and safety; and SEO, which is whether search engines can read it. A score of 90 or more is green, 50 to 89 is orange, and below 50 is red. The SRS asks us t</w:t>
-      </w:r>
-      <w:r>
-        <w:t>o test and validate the website with Lighthouse, so we tested every page, fixed what it found, and tested again.</w:t>
+        <w:t xml:space="preserve">Google Lighthouse is a free testing tool built into Chrome. It gives a web page a score from 0 to 100 in four areas: performance, which is how fast it loads; </w:t>
+      </w:r>
+      <w:r>
+        <w:t>accessibility, which is whether people with poor sight or who only use a keyboard can use it; best practices, which is general code health and safety; and SEO, which is whether search engines can read it. A score of 90 or more is green, 50 to 89 is orange,</w:t>
+      </w:r>
+      <w:r>
+        <w:t xml:space="preserve"> and below 50 is red. The SRS asks us to test and validate the website with Lighthouse, so we tested every page, fixed what it found, and tested again.</w:t>
       </w:r>
     </w:p>
     <w:p>
       <w:pPr>
         <w:pStyle w:val="Heading2"/>
       </w:pPr>
-      <w:bookmarkStart w:id="24" w:name="_Toc241354631"/>
+      <w:bookmarkStart w:id="24" w:name="_Toc241380826"/>
       <w:r>
         <w:t>5.3 How we ran it</w:t>
       </w:r>
@@ -6788,16 +6794,16 @@
     </w:p>
     <w:p>
       <w:r>
-        <w:t>We tested the production build, not the development server, because the development server is deliberately slower. We ran npm</w:t>
-      </w:r>
-      <w:r>
-        <w:t xml:space="preserve"> run build, served the result with npm run preview, opened it in a Chrome incognito window so extensions could not change the scores, and ran Lighthouse from the Lighthouse tab in Chrome DevTools. Each of the eight pages was tested twice, once with the mob</w:t>
-      </w:r>
-      <w:r>
-        <w:t>ile setting and once with the desktop setting. The mobile setting pretends the page is running on a mid range phone with a slow connection, so it is the harder of the two. Before the first test we had already converted every photo to WebP, which cut the ph</w:t>
-      </w:r>
-      <w:r>
-        <w:t>otos from about 100 MB to about 4 MB.</w:t>
+        <w:t>We tested the production build, not the development server, because the development se</w:t>
+      </w:r>
+      <w:r>
+        <w:t>rver is deliberately slower. We ran npm run build, served the result with npm run preview, opened it in a Chrome incognito window so extensions could not change the scores, and ran Lighthouse from the Lighthouse tab in Chrome DevTools. Each of the eight pa</w:t>
+      </w:r>
+      <w:r>
+        <w:t>ges was tested twice, once with the mobile setting and once with the desktop setting. The mobile setting pretends the page is running on a mid range phone with a slow connection, so it is the harder of the two. Before the first test we had already converte</w:t>
+      </w:r>
+      <w:r>
+        <w:t>d every photo to WebP, which cut the photos from about 100 MB to about 4 MB.</w:t>
       </w:r>
     </w:p>
     <w:p>
@@ -6809,7 +6815,7 @@
       <w:pPr>
         <w:pStyle w:val="Heading2"/>
       </w:pPr>
-      <w:bookmarkStart w:id="25" w:name="_Toc241354632"/>
+      <w:bookmarkStart w:id="25" w:name="_Toc241380827"/>
       <w:r>
         <w:t>5.4 Scores before our fixes</w:t>
       </w:r>
@@ -6938,7 +6944,15 @@
                 <w:color w:val="FFFFFF"/>
                 <w:sz w:val="18"/>
               </w:rPr>
-              <w:t>Mobile SEO</w:t>
+              <w:t>Mobil</w:t>
+            </w:r>
+            <w:r>
+              <w:rPr>
+                <w:b/>
+                <w:color w:val="FFFFFF"/>
+                <w:sz w:val="18"/>
+              </w:rPr>
+              <w:t>e SEO</w:t>
             </w:r>
           </w:p>
         </w:tc>
@@ -7014,15 +7028,7 @@
                 <w:color w:val="FFFFFF"/>
                 <w:sz w:val="18"/>
               </w:rPr>
-              <w:t>De</w:t>
-            </w:r>
-            <w:r>
-              <w:rPr>
-                <w:b/>
-                <w:color w:val="FFFFFF"/>
-                <w:sz w:val="18"/>
-              </w:rPr>
-              <w:t>sktop SEO</w:t>
+              <w:t>Desktop SEO</w:t>
             </w:r>
           </w:p>
         </w:tc>
@@ -8365,7 +8371,7 @@
       <w:pPr>
         <w:pStyle w:val="Heading2"/>
       </w:pPr>
-      <w:bookmarkStart w:id="26" w:name="_Toc241354633"/>
+      <w:bookmarkStart w:id="26" w:name="_Toc241380828"/>
       <w:r>
         <w:t>5.5 What Lighthouse flagged and what we did</w:t>
       </w:r>
@@ -8520,7 +8526,7 @@
       <w:pPr>
         <w:pStyle w:val="Heading2"/>
       </w:pPr>
-      <w:bookmarkStart w:id="27" w:name="_Toc241354634"/>
+      <w:bookmarkStart w:id="27" w:name="_Toc241380829"/>
       <w:r>
         <w:t>5.6 Scores after our fixes</w:t>
       </w:r>
@@ -10076,7 +10082,7 @@
       <w:pPr>
         <w:pStyle w:val="Heading2"/>
       </w:pPr>
-      <w:bookmarkStart w:id="28" w:name="_Toc241354635"/>
+      <w:bookmarkStart w:id="28" w:name="_Toc241380830"/>
       <w:r>
         <w:t>5.7 Performance before and after</w:t>
       </w:r>
@@ -10999,7 +11005,7 @@
       <w:pPr>
         <w:pStyle w:val="Heading2"/>
       </w:pPr>
-      <w:bookmarkStart w:id="29" w:name="_Toc241354636"/>
+      <w:bookmarkStart w:id="29" w:name="_Toc241380831"/>
       <w:r>
         <w:t>5.8 Evidence</w:t>
       </w:r>
@@ -11160,7 +11166,7 @@
       <w:pPr>
         <w:pStyle w:val="Heading2"/>
       </w:pPr>
-      <w:bookmarkStart w:id="30" w:name="_Toc241354637"/>
+      <w:bookmarkStart w:id="30" w:name="_Toc241380832"/>
       <w:r>
         <w:t>5.9 Things we kept on purpose</w:t>
       </w:r>
@@ -11218,7 +11224,7 @@
       <w:pPr>
         <w:pStyle w:val="Heading1"/>
       </w:pPr>
-      <w:bookmarkStart w:id="31" w:name="_Toc241354638"/>
+      <w:bookmarkStart w:id="31" w:name="_Toc241380833"/>
       <w:r>
         <w:lastRenderedPageBreak/>
         <w:t>6 Project Installation Instructions</w:t>
@@ -11229,7 +11235,7 @@
       <w:pPr>
         <w:pStyle w:val="Heading2"/>
       </w:pPr>
-      <w:bookmarkStart w:id="32" w:name="_Toc241354639"/>
+      <w:bookmarkStart w:id="32" w:name="_Toc241380834"/>
       <w:r>
         <w:t>6.1 Requirements</w:t>
       </w:r>
@@ -11240,7 +11246,7 @@
         <w:pStyle w:val="ListBullet"/>
       </w:pPr>
       <w:r>
-        <w:t>Node.js version 18 or newer</w:t>
+        <w:t>Node.js 20.19 or newer</w:t>
       </w:r>
     </w:p>
     <w:p>
@@ -11263,7 +11269,7 @@
       <w:pPr>
         <w:pStyle w:val="Heading2"/>
       </w:pPr>
-      <w:bookmarkStart w:id="33" w:name="_Toc241354640"/>
+      <w:bookmarkStart w:id="33" w:name="_Toc241380835"/>
       <w:r>
         <w:t>6.2 Steps</w:t>
       </w:r>
@@ -11298,7 +11304,10 @@
       </w:r>
       <w:r>
         <w:tab/>
-        <w:t>Open a terminal inside the freshfind folder.</w:t>
+        <w:t>Open</w:t>
+      </w:r>
+      <w:r>
+        <w:t xml:space="preserve"> a terminal inside the freshfind folder.</w:t>
       </w:r>
     </w:p>
     <w:p>
@@ -11353,12 +11362,12 @@
       <w:pPr>
         <w:pStyle w:val="Heading2"/>
       </w:pPr>
-      <w:bookmarkStart w:id="34" w:name="_Toc241354641"/>
-      <w:r>
-        <w:t>6.3 Produ</w:t>
-      </w:r>
-      <w:r>
-        <w:t>ction build</w:t>
+      <w:bookmarkStart w:id="34" w:name="_Toc241380836"/>
+      <w:r>
+        <w:t>6.3 Production</w:t>
+      </w:r>
+      <w:r>
+        <w:t xml:space="preserve"> build</w:t>
       </w:r>
       <w:bookmarkEnd w:id="34"/>
     </w:p>
@@ -11412,10 +11421,10 @@
     </w:p>
     <w:p>
       <w:r>
-        <w:t xml:space="preserve">No environment variables, database or API </w:t>
-      </w:r>
-      <w:r>
-        <w:t>keys are needed.</w:t>
+        <w:t xml:space="preserve">No environment variables, database or API keys </w:t>
+      </w:r>
+      <w:r>
+        <w:t>are needed.</w:t>
       </w:r>
     </w:p>
     <w:p>
@@ -11439,7 +11448,7 @@
       <w:pPr>
         <w:pStyle w:val="Heading1"/>
       </w:pPr>
-      <w:bookmarkStart w:id="35" w:name="_Toc241354642"/>
+      <w:bookmarkStart w:id="35" w:name="_Toc241380837"/>
       <w:r>
         <w:lastRenderedPageBreak/>
         <w:t>7 Assumptions</w:t>
@@ -11448,10 +11457,10 @@
     </w:p>
     <w:p>
       <w:r>
-        <w:t>We made these assumptions while</w:t>
-      </w:r>
-      <w:r>
-        <w:t xml:space="preserve"> building FreshFind.</w:t>
+        <w:t xml:space="preserve">We made these assumptions while </w:t>
+      </w:r>
+      <w:r>
+        <w:t>building FreshFind.</w:t>
       </w:r>
     </w:p>
     <w:p>
@@ -11483,10 +11492,10 @@
       </w:r>
       <w:r>
         <w:tab/>
-        <w:t>The site presents eight sample</w:t>
-      </w:r>
-      <w:r>
-        <w:t xml:space="preserve"> markets. More can be added by adding records to markets.json without changing any code.</w:t>
+        <w:t xml:space="preserve">The site presents eight sample </w:t>
+      </w:r>
+      <w:r>
+        <w:t>markets. More can be added by adding records to markets.json without changing any code.</w:t>
       </w:r>
     </w:p>
     <w:p>
@@ -11518,10 +11527,10 @@
       </w:r>
       <w:r>
         <w:tab/>
-        <w:t>Bookmarks a</w:t>
-      </w:r>
-      <w:r>
-        <w:t>nd notes are kept in the browser session only and disappear when the tab is closed, as the brief requires session only notes and no server storage.</w:t>
+        <w:t>Bookmarks an</w:t>
+      </w:r>
+      <w:r>
+        <w:t>d notes are kept in the browser session only and disappear when the tab is closed, as the brief requires session only notes and no server storage.</w:t>
       </w:r>
     </w:p>
     <w:p>
@@ -11537,10 +11546,10 @@
       </w:r>
       <w:r>
         <w:tab/>
-        <w:t>The login and sign up buttons are decorative. The brief asks for non functional buttons for design contin</w:t>
-      </w:r>
-      <w:r>
-        <w:t>uity and the site has no user accounts.</w:t>
+        <w:t>The login and sign up buttons are decorative. The brief asks for non functional buttons for design continu</w:t>
+      </w:r>
+      <w:r>
+        <w:t>ity and the site has no user accounts.</w:t>
       </w:r>
     </w:p>
     <w:p>
@@ -11588,10 +11597,10 @@
       </w:r>
       <w:r>
         <w:tab/>
-        <w:t>Map features use</w:t>
-      </w:r>
-      <w:r>
-        <w:t xml:space="preserve"> the browser location only after the visitor allows it. If permission is denied the site still works fully. Maps are embedded from Google Maps and need an internet connection to display.</w:t>
+        <w:t xml:space="preserve">Map features use </w:t>
+      </w:r>
+      <w:r>
+        <w:t>the browser location only after the visitor allows it. If permission is denied the site still works fully. Maps are embedded from Google Maps and need an internet connection to display.</w:t>
       </w:r>
     </w:p>
     <w:p>
@@ -11607,17 +11616,17 @@
       </w:r>
       <w:r>
         <w:tab/>
-        <w:t>Market and produce photos were generated with AI tools and are ill</w:t>
-      </w:r>
-      <w:r>
-        <w:t>ustrations of the sample data. Team photos are real.</w:t>
+        <w:t>Market and produce photos were generated with AI tools and are illu</w:t>
+      </w:r>
+      <w:r>
+        <w:t>strations of the sample data. Team photos are real.</w:t>
       </w:r>
     </w:p>
     <w:p>
       <w:pPr>
         <w:pStyle w:val="Heading1"/>
       </w:pPr>
-      <w:bookmarkStart w:id="36" w:name="_Toc241354643"/>
+      <w:bookmarkStart w:id="36" w:name="_Toc241380838"/>
       <w:r>
         <w:lastRenderedPageBreak/>
         <w:t>8 Team and Challenges</w:t>
@@ -11626,17 +11635,17 @@
     </w:p>
     <w:p>
       <w:r>
-        <w:t xml:space="preserve">FreshFind was built by Team Tech Hive, four students of Aptech Computer Education Nigeria. Each member was responsible for their own pages, and the team leader was also responsible </w:t>
-      </w:r>
-      <w:r>
-        <w:t>for the parts every page shares.</w:t>
+        <w:t>FreshFind was built by Team Tech Hive, four students of Aptech Computer Education Nigeria. Each member was responsible for their own pages, and the team leader was also responsible f</w:t>
+      </w:r>
+      <w:r>
+        <w:t>or the parts every page shares.</w:t>
       </w:r>
     </w:p>
     <w:p>
       <w:pPr>
         <w:pStyle w:val="Heading2"/>
       </w:pPr>
-      <w:bookmarkStart w:id="37" w:name="_Toc241354644"/>
+      <w:bookmarkStart w:id="37" w:name="_Toc241380839"/>
       <w:r>
         <w:t>8.1 Roles</w:t>
       </w:r>
@@ -11652,13 +11661,13 @@
     </w:p>
     <w:p>
       <w:r>
-        <w:t>Responsible for the Home page, the chatbot and its rule engine, the Bookmarks page and the Not Found page. Also responsible for the data files and the shared frame: the t</w:t>
-      </w:r>
-      <w:r>
-        <w:t>heme, Navbar, Footer, search overlay, market card, bookmark button, breadcrumbs, helpers and the bookmarks context. Planned the project from the SRS, chose the stack and the design direction, set up the repository, the branches and the working rules, and w</w:t>
-      </w:r>
-      <w:r>
-        <w:t>rote the team documentation. Reviews every pull request and runs the integration testing, Lighthouse, the report and the demo video.</w:t>
+        <w:t>Responsible for the Home page, the chatbot and its rule engine, the Bookmarks page and the Not Found page. Also responsible for the data files and the shared frame: the th</w:t>
+      </w:r>
+      <w:r>
+        <w:t>eme, Navbar, Footer, search overlay, market card, bookmark button, breadcrumbs, helpers and the bookmarks context. Planned the project from the SRS, chose the stack and the design direction, set up the repository, the branches and the working rules, and wr</w:t>
+      </w:r>
+      <w:r>
+        <w:t>ote the team documentation. Reviews every pull request and runs the integration testing, Lighthouse, the report and the demo video.</w:t>
       </w:r>
     </w:p>
     <w:p>
@@ -11671,13 +11680,13 @@
     </w:p>
     <w:p>
       <w:r>
-        <w:t>Responsible for the Market Directory and the Contact Us page. The Market Directory is the bigg</w:t>
-      </w:r>
-      <w:r>
-        <w:t>est list page on the site: filtering by area, day, produce type and open now, three sort orders including distance after location is allowed, filters arriving from the address bar, the results count and the empty state. The Contact page has the live locati</w:t>
-      </w:r>
-      <w:r>
-        <w:t>on map that handles allowed, blocked and unsupported states.</w:t>
+        <w:t>Responsible for the Market Directory and the Contact Us page. The Market Directory is the bigge</w:t>
+      </w:r>
+      <w:r>
+        <w:t>st list page on the site: filtering by area, day, produce type and open now, three sort orders including distance after location is allowed, filters arriving from the address bar, the results count and the empty state. The Contact page has the live locatio</w:t>
+      </w:r>
+      <w:r>
+        <w:t>n map that handles allowed, blocked and unsupported states.</w:t>
       </w:r>
     </w:p>
     <w:p>
@@ -11690,13 +11699,13 @@
     </w:p>
     <w:p>
       <w:r>
-        <w:t xml:space="preserve">Responsible for the Market Detail page and the About Us page. Market Detail is the deepest page on the site: one market loaded from the id in the address, the banner with </w:t>
-      </w:r>
-      <w:r>
-        <w:t>the live open badge and save button, the weekly schedule table with today highlighted, the typical produce tiles pulled from the produce data, the map, the next opening time and the directions link. The About page has the mission, the three reasons and the</w:t>
-      </w:r>
-      <w:r>
-        <w:t xml:space="preserve"> team cards.</w:t>
+        <w:t>Responsible for the Market Detail page and the About Us page. Market Detail is the deepest page on the site: one market loaded from the id in the address, the banner with t</w:t>
+      </w:r>
+      <w:r>
+        <w:t xml:space="preserve">he live open badge and save button, the weekly schedule table with today highlighted, the typical produce tiles pulled from the produce data, the map, the next opening time and the directions link. The About page has the mission, the three reasons and the </w:t>
+      </w:r>
+      <w:r>
+        <w:t>team cards.</w:t>
       </w:r>
     </w:p>
     <w:p>
@@ -11709,17 +11718,17 @@
     </w:p>
     <w:p>
       <w:r>
-        <w:t>Responsible for the Produce Guide and the Seasonal Picks page. The Produce Guide has the five category tabs, the search box, the season badges and the Found at links into market pages. Seasonal Picks has the banner, this week</w:t>
-      </w:r>
-      <w:r>
-        <w:t>'s top picks computed from the current month, and the season calendar that draws a bar for every month each item is in season.</w:t>
+        <w:t>Responsible for the Produce Guide and the Seasonal Picks page. The Produce Guide has the five category tabs, the search box, the season badges and the Found at links into market pages. Seasonal Picks has the banner, this week'</w:t>
+      </w:r>
+      <w:r>
+        <w:t>s top picks computed from the current month, and the season calendar that draws a bar for every month each item is in season.</w:t>
       </w:r>
     </w:p>
     <w:p>
       <w:pPr>
         <w:pStyle w:val="Heading2"/>
       </w:pPr>
-      <w:bookmarkStart w:id="38" w:name="_Toc241354645"/>
+      <w:bookmarkStart w:id="38" w:name="_Toc241380840"/>
       <w:r>
         <w:t>8.2 Challenges we faced and how we handled them</w:t>
       </w:r>
@@ -11985,7 +11994,7 @@
       <w:pPr>
         <w:pStyle w:val="Heading1"/>
       </w:pPr>
-      <w:bookmarkStart w:id="39" w:name="_Toc241354646"/>
+      <w:bookmarkStart w:id="39" w:name="_Toc241380841"/>
       <w:r>
         <w:lastRenderedPageBreak/>
         <w:t>9 AI Tools Acknowledgment</w:t>
@@ -23844,7 +23853,7 @@
     <w:autoRedefine/>
     <w:uiPriority w:val="39"/>
     <w:unhideWhenUsed/>
-    <w:rsid w:val="005E11BD"/>
+    <w:rsid w:val="00777E74"/>
     <w:pPr>
       <w:spacing w:before="60" w:after="20" w:line="240" w:lineRule="auto"/>
     </w:pPr>
@@ -23860,7 +23869,7 @@
     <w:autoRedefine/>
     <w:uiPriority w:val="39"/>
     <w:unhideWhenUsed/>
-    <w:rsid w:val="005E11BD"/>
+    <w:rsid w:val="00777E74"/>
     <w:pPr>
       <w:spacing w:after="20" w:line="240" w:lineRule="auto"/>
       <w:ind w:left="220"/>
@@ -23874,7 +23883,7 @@
     <w:basedOn w:val="DefaultParagraphFont"/>
     <w:uiPriority w:val="99"/>
     <w:unhideWhenUsed/>
-    <w:rsid w:val="005E11BD"/>
+    <w:rsid w:val="00777E74"/>
     <w:rPr>
       <w:color w:val="0000FF" w:themeColor="hyperlink"/>
       <w:u w:val="single"/>
@@ -24208,7 +24217,7 @@
 </file>
 
 <file path=customXml/itemProps1.xml><?xml version="1.0" encoding="utf-8"?>
-<ds:datastoreItem xmlns:ds="http://schemas.openxmlformats.org/officeDocument/2006/customXml" ds:itemID="{086B2722-E497-44C2-A9A9-461F6F47827C}">
+<ds:datastoreItem xmlns:ds="http://schemas.openxmlformats.org/officeDocument/2006/customXml" ds:itemID="{71BDBF1C-E5E3-4958-8F8B-5725E05E0869}">
   <ds:schemaRefs>
     <ds:schemaRef ds:uri="http://schemas.openxmlformats.org/officeDocument/2006/bibliography"/>
   </ds:schemaRefs>
